--- a/note_editor/articles/drafting/article_007/01_1次修正.docx
+++ b/note_editor/articles/drafting/article_007/01_1次修正.docx
@@ -4233,6 +4233,11 @@
         <w:pStyle w:val="Default"/>
         <w:suppressAutoHyphens w:val="1"/>
         <w:spacing w:before="0" w:line="240" w:lineRule="auto"/>
+        <w:rPr>
+          <w:rFonts w:ascii="Arial" w:cs="Arial" w:hAnsi="Arial" w:eastAsia="Arial"/>
+          <w:sz w:val="22"/>
+          <w:szCs w:val="22"/>
+        </w:rPr>
       </w:pPr>
       <w:r>
         <w:rPr>
@@ -4270,12 +4275,277 @@
         </w:rPr>
         <w:t>あなた自身をまだ見ぬ世界に導いてくれることでしょう。</w:t>
       </w:r>
-      <w:r>
-        <w:rPr>
-          <w:rFonts w:ascii="Arial" w:cs="Arial" w:hAnsi="Arial" w:eastAsia="Arial"/>
-          <w:sz w:val="22"/>
-          <w:szCs w:val="22"/>
-        </w:rPr>
+    </w:p>
+    <w:p>
+      <w:pPr>
+        <w:pStyle w:val="Default"/>
+        <w:suppressAutoHyphens w:val="1"/>
+        <w:spacing w:before="0" w:line="240" w:lineRule="auto"/>
+        <w:rPr>
+          <w:rFonts w:ascii="Arial" w:cs="Arial" w:hAnsi="Arial" w:eastAsia="Arial"/>
+          <w:sz w:val="22"/>
+          <w:szCs w:val="22"/>
+        </w:rPr>
+      </w:pPr>
+    </w:p>
+    <w:p>
+      <w:pPr>
+        <w:pStyle w:val="Default"/>
+        <w:suppressAutoHyphens w:val="1"/>
+        <w:spacing w:before="0" w:line="240" w:lineRule="auto"/>
+        <w:rPr>
+          <w:rFonts w:ascii="Arial" w:cs="Arial" w:hAnsi="Arial" w:eastAsia="Arial"/>
+          <w:outline w:val="0"/>
+          <w:color w:val="6dab67"/>
+          <w:sz w:val="22"/>
+          <w:szCs w:val="22"/>
+          <w14:textFill>
+            <w14:solidFill>
+              <w14:srgbClr w14:val="6EAC68"/>
+            </w14:solidFill>
+          </w14:textFill>
+        </w:rPr>
+      </w:pPr>
+      <w:r>
+        <w:rPr>
+          <w:rFonts w:ascii="Arial" w:hAnsi="Arial"/>
+          <w:outline w:val="0"/>
+          <w:color w:val="6dab67"/>
+          <w:sz w:val="22"/>
+          <w:szCs w:val="22"/>
+          <w:rtl w:val="0"/>
+          <w:lang w:val="en-US"/>
+          <w14:textFill>
+            <w14:solidFill>
+              <w14:srgbClr w14:val="6EAC68"/>
+            </w14:solidFill>
+          </w14:textFill>
+        </w:rPr>
+        <w:t>[EDITOR_NOTE]</w:t>
+      </w:r>
+    </w:p>
+    <w:p>
+      <w:pPr>
+        <w:pStyle w:val="Default"/>
+        <w:suppressAutoHyphens w:val="1"/>
+        <w:spacing w:before="0" w:line="240" w:lineRule="auto"/>
+        <w:rPr>
+          <w:rFonts w:ascii="Arial" w:cs="Arial" w:hAnsi="Arial" w:eastAsia="Arial"/>
+          <w:outline w:val="0"/>
+          <w:color w:val="6dab67"/>
+          <w:sz w:val="22"/>
+          <w:szCs w:val="22"/>
+          <w14:textFill>
+            <w14:solidFill>
+              <w14:srgbClr w14:val="6EAC68"/>
+            </w14:solidFill>
+          </w14:textFill>
+        </w:rPr>
+      </w:pPr>
+      <w:r>
+        <w:rPr>
+          <w:rFonts w:ascii="Arial Unicode MS" w:cs="Arial Unicode MS" w:hAnsi="Arial Unicode MS" w:eastAsia="Arial Unicode MS" w:hint="eastAsia"/>
+          <w:b w:val="0"/>
+          <w:bCs w:val="0"/>
+          <w:i w:val="0"/>
+          <w:iCs w:val="0"/>
+          <w:outline w:val="0"/>
+          <w:color w:val="6dab67"/>
+          <w:sz w:val="22"/>
+          <w:szCs w:val="22"/>
+          <w:rtl w:val="0"/>
+          <w:lang w:val="ja-JP" w:eastAsia="ja-JP"/>
+          <w14:textFill>
+            <w14:solidFill>
+              <w14:srgbClr w14:val="6EAC68"/>
+            </w14:solidFill>
+          </w14:textFill>
+        </w:rPr>
+        <w:t>・この記事に関しては連載設定は無し。</w:t>
+      </w:r>
+    </w:p>
+    <w:p>
+      <w:pPr>
+        <w:pStyle w:val="Default"/>
+        <w:suppressAutoHyphens w:val="1"/>
+        <w:spacing w:before="0" w:line="240" w:lineRule="auto"/>
+        <w:rPr>
+          <w:rFonts w:ascii="Arial" w:cs="Arial" w:hAnsi="Arial" w:eastAsia="Arial"/>
+          <w:outline w:val="0"/>
+          <w:color w:val="6dab67"/>
+          <w:sz w:val="22"/>
+          <w:szCs w:val="22"/>
+          <w14:textFill>
+            <w14:solidFill>
+              <w14:srgbClr w14:val="6EAC68"/>
+            </w14:solidFill>
+          </w14:textFill>
+        </w:rPr>
+      </w:pPr>
+      <w:r>
+        <w:rPr>
+          <w:rFonts w:ascii="Arial Unicode MS" w:cs="Arial Unicode MS" w:hAnsi="Arial Unicode MS" w:eastAsia="Arial Unicode MS" w:hint="eastAsia"/>
+          <w:b w:val="0"/>
+          <w:bCs w:val="0"/>
+          <w:i w:val="0"/>
+          <w:iCs w:val="0"/>
+          <w:outline w:val="0"/>
+          <w:color w:val="6dab67"/>
+          <w:sz w:val="22"/>
+          <w:szCs w:val="22"/>
+          <w:rtl w:val="0"/>
+          <w:lang w:val="ja-JP" w:eastAsia="ja-JP"/>
+          <w14:textFill>
+            <w14:solidFill>
+              <w14:srgbClr w14:val="6EAC68"/>
+            </w14:solidFill>
+          </w14:textFill>
+        </w:rPr>
+        <w:t>・「教えてくれた方」というのは御言葉を教えてくれた先生ですが、ここでどういう人かをそこまで明言しなくても良いかと思います。</w:t>
+      </w:r>
+    </w:p>
+    <w:p>
+      <w:pPr>
+        <w:pStyle w:val="Default"/>
+        <w:suppressAutoHyphens w:val="1"/>
+        <w:spacing w:before="0" w:line="240" w:lineRule="auto"/>
+        <w:rPr>
+          <w:rFonts w:ascii="Arial" w:cs="Arial" w:hAnsi="Arial" w:eastAsia="Arial"/>
+          <w:outline w:val="0"/>
+          <w:color w:val="6dab67"/>
+          <w:sz w:val="22"/>
+          <w:szCs w:val="22"/>
+          <w14:textFill>
+            <w14:solidFill>
+              <w14:srgbClr w14:val="6EAC68"/>
+            </w14:solidFill>
+          </w14:textFill>
+        </w:rPr>
+      </w:pPr>
+      <w:r>
+        <w:rPr>
+          <w:rFonts w:ascii="Arial Unicode MS" w:cs="Arial Unicode MS" w:hAnsi="Arial Unicode MS" w:eastAsia="Arial Unicode MS" w:hint="eastAsia"/>
+          <w:b w:val="0"/>
+          <w:bCs w:val="0"/>
+          <w:i w:val="0"/>
+          <w:iCs w:val="0"/>
+          <w:outline w:val="0"/>
+          <w:color w:val="6dab67"/>
+          <w:sz w:val="22"/>
+          <w:szCs w:val="22"/>
+          <w:rtl w:val="0"/>
+          <w:lang w:val="ja-JP" w:eastAsia="ja-JP"/>
+          <w14:textFill>
+            <w14:solidFill>
+              <w14:srgbClr w14:val="6EAC68"/>
+            </w14:solidFill>
+          </w14:textFill>
+        </w:rPr>
+        <w:t>・</w:t>
+      </w:r>
+      <w:r>
+        <w:rPr>
+          <w:rFonts w:ascii="Arial Unicode MS" w:cs="Arial Unicode MS" w:hAnsi="Arial Unicode MS" w:eastAsia="Arial Unicode MS" w:hint="eastAsia"/>
+          <w:b w:val="0"/>
+          <w:bCs w:val="0"/>
+          <w:i w:val="0"/>
+          <w:iCs w:val="0"/>
+          <w:outline w:val="0"/>
+          <w:color w:val="6dab67"/>
+          <w:sz w:val="22"/>
+          <w:szCs w:val="22"/>
+          <w:rtl w:val="0"/>
+          <w:lang w:val="ja-JP" w:eastAsia="ja-JP"/>
+          <w14:textFill>
+            <w14:solidFill>
+              <w14:srgbClr w14:val="6EAC68"/>
+            </w14:solidFill>
+          </w14:textFill>
+        </w:rPr>
+        <w:t>「この世界は一本の数式で記述される」</w:t>
+      </w:r>
+      <w:r>
+        <w:rPr>
+          <w:rFonts w:ascii="Arial Unicode MS" w:cs="Arial Unicode MS" w:hAnsi="Arial Unicode MS" w:eastAsia="Arial Unicode MS" w:hint="eastAsia"/>
+          <w:b w:val="0"/>
+          <w:bCs w:val="0"/>
+          <w:i w:val="0"/>
+          <w:iCs w:val="0"/>
+          <w:outline w:val="0"/>
+          <w:color w:val="6dab67"/>
+          <w:sz w:val="22"/>
+          <w:szCs w:val="22"/>
+          <w:rtl w:val="0"/>
+          <w:lang w:val="ja-JP" w:eastAsia="ja-JP"/>
+          <w14:textFill>
+            <w14:solidFill>
+              <w14:srgbClr w14:val="6EAC68"/>
+            </w14:solidFill>
+          </w14:textFill>
+        </w:rPr>
+        <w:t>という点は「さまざまな現象を</w:t>
+      </w:r>
+      <w:r>
+        <w:rPr>
+          <w:rFonts w:ascii="Arial" w:hAnsi="Arial" w:hint="default"/>
+          <w:outline w:val="0"/>
+          <w:color w:val="6dab67"/>
+          <w:sz w:val="22"/>
+          <w:szCs w:val="22"/>
+          <w:rtl w:val="0"/>
+          <w:lang w:val="en-US"/>
+          <w14:textFill>
+            <w14:solidFill>
+              <w14:srgbClr w14:val="6EAC68"/>
+            </w14:solidFill>
+          </w14:textFill>
+        </w:rPr>
+        <w:t>…</w:t>
+      </w:r>
+      <w:r>
+        <w:rPr>
+          <w:rFonts w:ascii="Arial Unicode MS" w:cs="Arial Unicode MS" w:hAnsi="Arial Unicode MS" w:eastAsia="Arial Unicode MS" w:hint="eastAsia"/>
+          <w:b w:val="0"/>
+          <w:bCs w:val="0"/>
+          <w:i w:val="0"/>
+          <w:iCs w:val="0"/>
+          <w:outline w:val="0"/>
+          <w:color w:val="6dab67"/>
+          <w:sz w:val="22"/>
+          <w:szCs w:val="22"/>
+          <w:rtl w:val="0"/>
+          <w:lang w:val="ja-JP" w:eastAsia="ja-JP"/>
+          <w14:textFill>
+            <w14:solidFill>
+              <w14:srgbClr w14:val="6EAC68"/>
+            </w14:solidFill>
+          </w14:textFill>
+        </w:rPr>
+        <w:t>」とあり全ての現象を完全に記述できているわけではないというので間違いではないとは思っていますが、もしもっと良い表現があれば提案願います。</w:t>
+      </w:r>
+    </w:p>
+    <w:p>
+      <w:pPr>
+        <w:pStyle w:val="Default"/>
+        <w:suppressAutoHyphens w:val="1"/>
+        <w:spacing w:before="0" w:line="240" w:lineRule="auto"/>
+      </w:pPr>
+      <w:r>
+        <w:rPr>
+          <w:rFonts w:ascii="Arial" w:hAnsi="Arial"/>
+          <w:outline w:val="0"/>
+          <w:color w:val="6dab67"/>
+          <w:sz w:val="22"/>
+          <w:szCs w:val="22"/>
+          <w:rtl w:val="0"/>
+          <w:lang w:val="en-US"/>
+          <w14:textFill>
+            <w14:solidFill>
+              <w14:srgbClr w14:val="6EAC68"/>
+            </w14:solidFill>
+          </w14:textFill>
+        </w:rPr>
+        <w:t>[/EDITOR_NOTE]</w:t>
       </w:r>
     </w:p>
     <w:sectPr>
